--- a/download/entity.docx
+++ b/download/entity.docx
@@ -2411,7 +2411,7 @@
     <w:bookmarkEnd w:id="44"/>
     <w:bookmarkEnd w:id="45"/>
     <w:sectPr>
-      <w:headerReference r:id="rId11" w:type="default"/>
+      <w:headerReference r:id="rId9" w:type="default"/>
       <w:pgSz w:h="11906" w:orient="landscape" w:w="16838"/>
       <w:pgMar w:bottom="1417" w:footer="708" w:gutter="0" w:header="708" w:left="1417" w:right="1417" w:top="1417"/>
       <w:cols w:space="708"/>

--- a/download/entity.docx
+++ b/download/entity.docx
@@ -2411,7 +2411,7 @@
     <w:bookmarkEnd w:id="44"/>
     <w:bookmarkEnd w:id="45"/>
     <w:sectPr>
-      <w:headerReference r:id="rId9" w:type="default"/>
+      <w:headerReference r:id="rId11" w:type="default"/>
       <w:pgSz w:h="11906" w:orient="landscape" w:w="16838"/>
       <w:pgMar w:bottom="1417" w:footer="708" w:gutter="0" w:header="708" w:left="1417" w:right="1417" w:top="1417"/>
       <w:cols w:space="708"/>

--- a/download/entity.docx
+++ b/download/entity.docx
@@ -175,6 +175,59 @@
         </w:tc>
       </w:tr>
     </w:tbl>
+    <w:p>
+      <w:pPr>
+        <w:pStyle w:val="BodyText"/>
+      </w:pPr>
+      <w:r>
+        <w:t xml:space="preserve">If the business ID type is</w:t>
+      </w:r>
+      <w:r>
+        <w:t xml:space="preserve"> </w:t>
+      </w:r>
+      <w:r>
+        <w:rPr>
+          <w:rStyle w:val="VerbatimChar"/>
+        </w:rPr>
+        <w:t xml:space="preserve">pid</w:t>
+      </w:r>
+      <w:r>
+        <w:t xml:space="preserve">, then the API response will mask the last five</w:t>
+      </w:r>
+      <w:r>
+        <w:t xml:space="preserve"> </w:t>
+      </w:r>
+      <w:r>
+        <w:t xml:space="preserve">digits, so that the returned</w:t>
+      </w:r>
+      <w:r>
+        <w:t xml:space="preserve"> </w:t>
+      </w:r>
+      <w:r>
+        <w:rPr>
+          <w:rStyle w:val="VerbatimChar"/>
+        </w:rPr>
+        <w:t xml:space="preserve">business_id</w:t>
+      </w:r>
+      <w:r>
+        <w:t xml:space="preserve"> </w:t>
+      </w:r>
+      <w:r>
+        <w:t xml:space="preserve">will look like</w:t>
+      </w:r>
+      <w:r>
+        <w:t xml:space="preserve"> </w:t>
+      </w:r>
+      <w:r>
+        <w:rPr>
+          <w:rStyle w:val="VerbatimChar"/>
+        </w:rPr>
+        <w:t xml:space="preserve">010101*****</w:t>
+      </w:r>
+      <w:r>
+        <w:t xml:space="preserve">.</w:t>
+      </w:r>
+    </w:p>
     <w:bookmarkEnd w:id="20"/>
     <w:bookmarkStart w:id="22" w:name="lookup"/>
     <w:p>
@@ -2411,7 +2464,7 @@
     <w:bookmarkEnd w:id="44"/>
     <w:bookmarkEnd w:id="45"/>
     <w:sectPr>
-      <w:headerReference r:id="rId11" w:type="default"/>
+      <w:headerReference r:id="rId9" w:type="default"/>
       <w:pgSz w:h="11906" w:orient="landscape" w:w="16838"/>
       <w:pgMar w:bottom="1417" w:footer="708" w:gutter="0" w:header="708" w:left="1417" w:right="1417" w:top="1417"/>
       <w:cols w:space="708"/>

--- a/download/entity.docx
+++ b/download/entity.docx
@@ -2464,7 +2464,7 @@
     <w:bookmarkEnd w:id="44"/>
     <w:bookmarkEnd w:id="45"/>
     <w:sectPr>
-      <w:headerReference r:id="rId9" w:type="default"/>
+      <w:headerReference r:id="rId11" w:type="default"/>
       <w:pgSz w:h="11906" w:orient="landscape" w:w="16838"/>
       <w:pgMar w:bottom="1417" w:footer="708" w:gutter="0" w:header="708" w:left="1417" w:right="1417" w:top="1417"/>
       <w:cols w:space="708"/>

--- a/download/entity.docx
+++ b/download/entity.docx
@@ -2464,7 +2464,7 @@
     <w:bookmarkEnd w:id="44"/>
     <w:bookmarkEnd w:id="45"/>
     <w:sectPr>
-      <w:headerReference r:id="rId11" w:type="default"/>
+      <w:headerReference r:id="rId9" w:type="default"/>
       <w:pgSz w:h="11906" w:orient="landscape" w:w="16838"/>
       <w:pgMar w:bottom="1417" w:footer="708" w:gutter="0" w:header="708" w:left="1417" w:right="1417" w:top="1417"/>
       <w:cols w:space="708"/>

--- a/download/entity.docx
+++ b/download/entity.docx
@@ -1413,53 +1413,6 @@
             </w:pPr>
             <w:r>
               <w:t xml:space="preserve">Read all entities belonging to parties owned by the organisation.</w:t>
-            </w:r>
-          </w:p>
-        </w:tc>
-        <w:tc>
-          <w:tcPr/>
-          <w:p>
-            <w:pPr>
-              <w:pStyle w:val="Compact"/>
-            </w:pPr>
-            <w:r>
-              <w:t xml:space="preserve">DONE</w:t>
-            </w:r>
-          </w:p>
-        </w:tc>
-      </w:tr>
-      <w:tr>
-        <w:tc>
-          <w:tcPr/>
-          <w:p>
-            <w:pPr>
-              <w:pStyle w:val="Compact"/>
-            </w:pPr>
-            <w:r>
-              <w:t xml:space="preserve">ENT-ORG002</w:t>
-            </w:r>
-          </w:p>
-        </w:tc>
-        <w:tc>
-          <w:tcPr/>
-          <w:p>
-            <w:pPr>
-              <w:pStyle w:val="Compact"/>
-            </w:pPr>
-            <w:r>
-              <w:t xml:space="preserve">Read all entities with business id type</w:t>
-            </w:r>
-            <w:r>
-              <w:t xml:space="preserve"> </w:t>
-            </w:r>
-            <w:r>
-              <w:rPr>
-                <w:rStyle w:val="VerbatimChar"/>
-              </w:rPr>
-              <w:t xml:space="preserve">email</w:t>
-            </w:r>
-            <w:r>
-              <w:t xml:space="preserve">. Temporary policy for test environments with email based entities for professional users.</w:t>
             </w:r>
           </w:p>
         </w:tc>

--- a/download/entity.docx
+++ b/download/entity.docx
@@ -817,14 +817,107 @@
         <w:t xml:space="preserve">Validation Rules</w:t>
       </w:r>
     </w:p>
-    <w:p>
-      <w:pPr>
-        <w:pStyle w:val="FirstParagraph"/>
-      </w:pPr>
-      <w:r>
-        <w:t xml:space="preserve">No validation rules.</w:t>
-      </w:r>
-    </w:p>
+    <w:tbl>
+      <w:tblPr>
+        <w:tblStyle w:val="Table"/>
+        <w:tblW w:type="pct" w:w="5000"/>
+        <w:tblLayout w:type="fixed"/>
+        <w:tblLook w:firstRow="1" w:lastRow="0" w:firstColumn="0" w:lastColumn="0" w:noHBand="0" w:noVBand="0" w:val="0020"/>
+      </w:tblPr>
+      <w:tblGrid>
+        <w:gridCol w:w="1056"/>
+        <w:gridCol w:w="6160"/>
+        <w:gridCol w:w="704"/>
+      </w:tblGrid>
+      <w:tr>
+        <w:trPr>
+          <w:tblHeader w:val="on"/>
+        </w:trPr>
+        <w:tc>
+          <w:tcPr/>
+          <w:p>
+            <w:pPr>
+              <w:pStyle w:val="Compact"/>
+            </w:pPr>
+            <w:r>
+              <w:t xml:space="preserve">Policy key</w:t>
+            </w:r>
+          </w:p>
+        </w:tc>
+        <w:tc>
+          <w:tcPr/>
+          <w:p>
+            <w:pPr>
+              <w:pStyle w:val="Compact"/>
+            </w:pPr>
+            <w:r>
+              <w:t xml:space="preserve">Policy</w:t>
+            </w:r>
+          </w:p>
+        </w:tc>
+        <w:tc>
+          <w:tcPr/>
+          <w:p>
+            <w:pPr>
+              <w:pStyle w:val="Compact"/>
+            </w:pPr>
+            <w:r>
+              <w:t xml:space="preserve">Status</w:t>
+            </w:r>
+          </w:p>
+        </w:tc>
+      </w:tr>
+      <w:tr>
+        <w:tc>
+          <w:tcPr/>
+          <w:p>
+            <w:pPr>
+              <w:pStyle w:val="Compact"/>
+            </w:pPr>
+            <w:r>
+              <w:t xml:space="preserve">ENT-VAL001</w:t>
+            </w:r>
+          </w:p>
+        </w:tc>
+        <w:tc>
+          <w:tcPr/>
+          <w:p>
+            <w:pPr>
+              <w:pStyle w:val="Compact"/>
+            </w:pPr>
+            <w:r>
+              <w:t xml:space="preserve">Email addresses used as</w:t>
+            </w:r>
+            <w:r>
+              <w:t xml:space="preserve"> </w:t>
+            </w:r>
+            <w:r>
+              <w:rPr>
+                <w:rStyle w:val="VerbatimChar"/>
+              </w:rPr>
+              <w:t xml:space="preserve">business_id</w:t>
+            </w:r>
+            <w:r>
+              <w:t xml:space="preserve"> </w:t>
+            </w:r>
+            <w:r>
+              <w:t xml:space="preserve">on entities must be lowercase.</w:t>
+            </w:r>
+          </w:p>
+        </w:tc>
+        <w:tc>
+          <w:tcPr/>
+          <w:p>
+            <w:pPr>
+              <w:pStyle w:val="Compact"/>
+            </w:pPr>
+            <w:r>
+              <w:t xml:space="preserve">DONE</w:t>
+            </w:r>
+          </w:p>
+        </w:tc>
+      </w:tr>
+    </w:tbl>
     <w:bookmarkEnd w:id="27"/>
     <w:bookmarkStart w:id="28" w:name="notifications"/>
     <w:p>
@@ -1351,9 +1444,9 @@
         <w:tblLook w:firstRow="1" w:lastRow="0" w:firstColumn="0" w:lastColumn="0" w:noHBand="0" w:noVBand="0" w:val="0020"/>
       </w:tblPr>
       <w:tblGrid>
-        <w:gridCol w:w="597"/>
-        <w:gridCol w:w="6923"/>
-        <w:gridCol w:w="398"/>
+        <w:gridCol w:w="1092"/>
+        <w:gridCol w:w="6099"/>
+        <w:gridCol w:w="728"/>
       </w:tblGrid>
       <w:tr>
         <w:trPr>

--- a/download/entity.docx
+++ b/download/entity.docx
@@ -2510,7 +2510,7 @@
     <w:bookmarkEnd w:id="44"/>
     <w:bookmarkEnd w:id="45"/>
     <w:sectPr>
-      <w:headerReference r:id="rId9" w:type="default"/>
+      <w:headerReference r:id="rId11" w:type="default"/>
       <w:pgSz w:h="11906" w:orient="landscape" w:w="16838"/>
       <w:pgMar w:bottom="1417" w:footer="708" w:gutter="0" w:header="708" w:left="1417" w:right="1417" w:top="1417"/>
       <w:cols w:space="708"/>
